--- a/一簡多繁辨析講義/6. 斗、鬥→斗.docx
+++ b/一簡多繁辨析講義/6. 斗、鬥→斗.docx
@@ -130,7 +130,39 @@
           <w:sz w:val="24"/>
           <w:lang w:eastAsia="zh-TW"/>
         </w:rPr>
-        <w:t>、「紫微斗數」、「氣吞牛斗」、「氣沖牛斗」、「氣克斗牛」、「氣沖斗牛」、「志沖斗牛」等。而「鬥」則為相爭、競賽、比賽（及其延伸之意義）、二一四部首之一或姓氏，如「鬥爭」、「爭鬥」、「爭奇鬥豔」（亦作「爭奇鬥妍」）、「暗鬥」、「明爭暗鬥」、「鬥氣」、「搏鬥」、「格鬥」（亦作「挌鬥」）、「打鬥」、「單打獨鬥」、「纏鬥」、「油鬥」（長時間的糾纏格鬥）、「械鬥」、「戰鬥」、「批鬥」、「決鬥」、「鬥文」、「鬥武」、「武鬥」、「奮鬥」、「鬥志」、「好鬥」、「好勇鬥狠」、「負氣鬥狠」、「鬥智」、「鬥智鬥勇」、「鬥牛」、「鬥雞」、「兩虎相鬥」（亦作「兩虎共鬥」、「兩虎相爭」或「二虎相鬥」）、「困獸猶鬥」、「鉤心鬥角」、「勾心鬥角」等。注意「斗牛」和「鬥牛」意義不同。需要注意「斗」和「鬥」均可作姓氏，是兩個不同的姓，二者簡化後相同，極難區分。</w:t>
+        <w:t>、「紫微斗數」、「氣吞牛斗」、「氣沖牛斗」、「氣克斗牛」、「氣沖斗牛」、「志沖斗牛」</w:t>
+      </w:r>
+      <w:r>
+        <w:rPr>
+          <w:rFonts w:ascii="TW-MOE-Std-Kai" w:eastAsia="TW-MOE-Std-Kai" w:hAnsi="TW-MOE-Std-Kai" w:cs="TW-MOE-Std-Kai" w:hint="eastAsia"/>
+          <w:sz w:val="24"/>
+          <w:lang w:eastAsia="zh-TW"/>
+        </w:rPr>
+        <w:t>、「阿斗」（三國</w:t>
+      </w:r>
+      <w:r>
+        <w:rPr>
+          <w:rFonts w:ascii="TW-MOE-Std-Kai" w:eastAsia="TW-MOE-Std-Kai" w:hAnsi="TW-MOE-Std-Kai" w:cs="TW-MOE-Std-Kai" w:hint="eastAsia"/>
+          <w:sz w:val="24"/>
+          <w:lang w:eastAsia="zh-TW"/>
+        </w:rPr>
+        <w:t>蜀漢</w:t>
+      </w:r>
+      <w:r>
+        <w:rPr>
+          <w:rFonts w:ascii="TW-MOE-Std-Kai" w:eastAsia="TW-MOE-Std-Kai" w:hAnsi="TW-MOE-Std-Kai" w:cs="TW-MOE-Std-Kai" w:hint="eastAsia"/>
+          <w:sz w:val="24"/>
+          <w:lang w:eastAsia="zh-TW"/>
+        </w:rPr>
+        <w:t>後主劉禪小名，後比喻毫無能力者）</w:t>
+      </w:r>
+      <w:r>
+        <w:rPr>
+          <w:rFonts w:ascii="TW-MOE-Std-Kai" w:eastAsia="TW-MOE-Std-Kai" w:hAnsi="TW-MOE-Std-Kai" w:cs="TW-MOE-Std-Kai" w:hint="eastAsia"/>
+          <w:sz w:val="24"/>
+          <w:lang w:eastAsia="zh-TW"/>
+        </w:rPr>
+        <w:t>等。而「鬥」則為相爭、競賽、比賽（及其延伸之意義）、二一四部首之一或姓氏，如「鬥爭」、「爭鬥」、「爭奇鬥豔」（亦作「爭奇鬥妍」）、「暗鬥」、「明爭暗鬥」、「鬥氣」、「搏鬥」、「格鬥」（亦作「挌鬥」）、「打鬥」、「單打獨鬥」、「纏鬥」、「油鬥」（長時間的糾纏格鬥）、「械鬥」、「戰鬥」、「批鬥」、「決鬥」、「鬥文」、「鬥武」、「武鬥」、「奮鬥」、「鬥志」、「好鬥」、「好勇鬥狠」、「負氣鬥狠」、「鬥智」、「鬥智鬥勇」、「鬥牛」、「鬥雞」、「兩虎相鬥」（亦作「兩虎共鬥」、「兩虎相爭」或「二虎相鬥」）、「困獸猶鬥」、「鉤心鬥角」、「勾心鬥角」等。注意「斗牛」和「鬥牛」意義不同。需要注意「斗」和「鬥」均可作姓氏，是兩個不同的姓，二者簡化後相同，極難區分。</w:t>
       </w:r>
     </w:p>
     <w:p>
